--- a/sleep-audio-guide-download.docx
+++ b/sleep-audio-guide-download.docx
@@ -44,6 +44,20 @@
           <w:sz w:val="21"/>
         </w:rPr>
         <w:t>睡眠这件事，最贵的不是方法，是「我做的这些到底有没有用」。这份资料给你两样东西：一张能贴床头的呼吸引导图，和一份助眠音频怎么选、怎么听的判断清单。</w:t>
+      </w:r>
+    </w:p>
+    <w:p>
+      <w:pPr>
+        <w:spacing w:after="120" w:line="360" w:lineRule="auto"/>
+      </w:pPr>
+      <w:r>
+        <w:rPr>
+          <w:rFonts w:ascii="微软雅黑" w:hAnsi="微软雅黑" w:eastAsia="微软雅黑"/>
+          <w:b w:val="0"/>
+          <w:color w:val="5A7A5E"/>
+          <w:sz w:val="20"/>
+        </w:rPr>
+        <w:t>要听音频：微信扫描第四节的小程序码，进「无忧睡眠」小程序直接听（不用下载 App、不用注册）。</w:t>
       </w:r>
     </w:p>
     <w:p>
@@ -1211,7 +1225,46 @@
           <w:color w:val="5A7A5E"/>
           <w:sz w:val="26"/>
         </w:rPr>
-        <w:t>四、去哪找：搜这几个词就行</w:t>
+        <w:t>四、去哪听：先看小程序，搜不到再自己找</w:t>
+      </w:r>
+    </w:p>
+    <w:p>
+      <w:pPr>
+        <w:jc w:val="center"/>
+      </w:pPr>
+      <w:r>
+        <w:drawing>
+          <wp:inline xmlns:a="http://schemas.openxmlformats.org/drawingml/2006/main" xmlns:pic="http://schemas.openxmlformats.org/drawingml/2006/picture">
+            <wp:extent cx="1296000" cy="1296000"/>
+            <wp:docPr id="2" name="Picture 2"/>
+            <wp:cNvGraphicFramePr>
+              <a:graphicFrameLocks noChangeAspect="1"/>
+            </wp:cNvGraphicFramePr>
+            <a:graphic>
+              <a:graphicData uri="http://schemas.openxmlformats.org/drawingml/2006/picture">
+                <pic:pic>
+                  <pic:nvPicPr>
+                    <pic:cNvPr id="0" name="miniapp-qr.png"/>
+                    <pic:cNvPicPr/>
+                  </pic:nvPicPr>
+                  <pic:blipFill>
+                    <a:blip r:embed="rId10"/>
+                    <a:stretch>
+                      <a:fillRect/>
+                    </a:stretch>
+                  </pic:blipFill>
+                  <pic:spPr>
+                    <a:xfrm>
+                      <a:off x="0" y="0"/>
+                      <a:ext cx="1296000" cy="1296000"/>
+                    </a:xfrm>
+                    <a:prstGeom prst="rect"/>
+                  </pic:spPr>
+                </pic:pic>
+              </a:graphicData>
+            </a:graphic>
+          </wp:inline>
+        </w:drawing>
       </w:r>
     </w:p>
     <w:p>
@@ -1225,7 +1278,21 @@
           <w:color w:val="5C5344"/>
           <w:sz w:val="21"/>
         </w:rPr>
-        <w:t>不给你固定链接，因为平台的歌单会下架、会改名，链接失效比没有更糟。给你搜索词，永远能用：</w:t>
+        <w:t>微信扫码 → 进「无忧睡眠」小程序 → 底部「冥想」。不用下载 App、不用注册，进去选分类，点开就放。小程序里现在 12 首，分四类：助眠呼吸 · 身体扫描 · 睡前放松 · 白噪音。</w:t>
+      </w:r>
+    </w:p>
+    <w:p>
+      <w:pPr>
+        <w:spacing w:after="120" w:line="360" w:lineRule="auto"/>
+      </w:pPr>
+      <w:r>
+        <w:rPr>
+          <w:rFonts w:ascii="微软雅黑" w:hAnsi="微软雅黑" w:eastAsia="微软雅黑"/>
+          <w:b w:val="0"/>
+          <w:color w:val="2C2416"/>
+          <w:sz w:val="21"/>
+        </w:rPr>
+        <w:t>如果你要的那一类小程序里暂时没有，就用下面这列词去别的平台自己搜——不给你固定链接，因为平台的歌单会下架、会改名，链接失效比没有更糟；给你搜索词，永远能用：</w:t>
       </w:r>
     </w:p>
     <w:tbl>
@@ -1235,13 +1302,14 @@
         <w:tblLook w:firstColumn="1" w:firstRow="1" w:lastColumn="0" w:lastRow="0" w:noHBand="0" w:noVBand="1" w:val="04A0"/>
       </w:tblPr>
       <w:tblGrid>
-        <w:gridCol w:w="4759"/>
-        <w:gridCol w:w="4759"/>
+        <w:gridCol w:w="3173"/>
+        <w:gridCol w:w="3173"/>
+        <w:gridCol w:w="3173"/>
       </w:tblGrid>
       <w:tr>
         <w:tc>
           <w:tcPr>
-            <w:tcW w:type="dxa" w:w="4759"/>
+            <w:tcW w:type="dxa" w:w="3173"/>
           </w:tcPr>
           <w:p>
             <w:r/>
@@ -1252,13 +1320,13 @@
                 <w:color w:val="5A7A5E"/>
                 <w:sz w:val="20"/>
               </w:rPr>
-              <w:t>你要的</w:t>
+              <w:t>你要的类型</w:t>
             </w:r>
           </w:p>
         </w:tc>
         <w:tc>
           <w:tcPr>
-            <w:tcW w:type="dxa" w:w="4759"/>
+            <w:tcW w:type="dxa" w:w="3173"/>
           </w:tcPr>
           <w:p>
             <w:r/>
@@ -1269,7 +1337,24 @@
                 <w:color w:val="5A7A5E"/>
                 <w:sz w:val="20"/>
               </w:rPr>
-              <w:t>搜什么</w:t>
+              <w:t>小程序里点哪个（推荐）</w:t>
+            </w:r>
+          </w:p>
+        </w:tc>
+        <w:tc>
+          <w:tcPr>
+            <w:tcW w:type="dxa" w:w="3173"/>
+          </w:tcPr>
+          <w:p>
+            <w:r/>
+            <w:r>
+              <w:rPr>
+                <w:rFonts w:ascii="微软雅黑" w:hAnsi="微软雅黑" w:eastAsia="微软雅黑"/>
+                <w:b/>
+                <w:color w:val="5A7A5E"/>
+                <w:sz w:val="20"/>
+              </w:rPr>
+              <w:t>或者去平台搜</w:t>
             </w:r>
           </w:p>
         </w:tc>
@@ -1277,7 +1362,7 @@
       <w:tr>
         <w:tc>
           <w:tcPr>
-            <w:tcW w:type="dxa" w:w="4759"/>
+            <w:tcW w:type="dxa" w:w="3173"/>
           </w:tcPr>
           <w:p>
             <w:r/>
@@ -1294,7 +1379,24 @@
         </w:tc>
         <w:tc>
           <w:tcPr>
-            <w:tcW w:type="dxa" w:w="4759"/>
+            <w:tcW w:type="dxa" w:w="3173"/>
+          </w:tcPr>
+          <w:p>
+            <w:r/>
+            <w:r>
+              <w:rPr>
+                <w:rFonts w:ascii="微软雅黑" w:hAnsi="微软雅黑" w:eastAsia="微软雅黑"/>
+                <w:b w:val="0"/>
+                <w:color w:val="2C2416"/>
+                <w:sz w:val="20"/>
+              </w:rPr>
+              <w:t>白噪音 → 海边听浪 · 深山雷雨 · 静夜篝火 · 古寺钟鸣</w:t>
+            </w:r>
+          </w:p>
+        </w:tc>
+        <w:tc>
+          <w:tcPr>
+            <w:tcW w:type="dxa" w:w="3173"/>
           </w:tcPr>
           <w:p>
             <w:r/>
@@ -1313,7 +1415,7 @@
       <w:tr>
         <w:tc>
           <w:tcPr>
-            <w:tcW w:type="dxa" w:w="4759"/>
+            <w:tcW w:type="dxa" w:w="3173"/>
           </w:tcPr>
           <w:p>
             <w:r/>
@@ -1324,13 +1426,30 @@
                 <w:color w:val="2C2416"/>
                 <w:sz w:val="20"/>
               </w:rPr>
-              <w:t>自然音</w:t>
+              <w:t>自然音 / 环境音</w:t>
             </w:r>
           </w:p>
         </w:tc>
         <w:tc>
           <w:tcPr>
-            <w:tcW w:type="dxa" w:w="4759"/>
+            <w:tcW w:type="dxa" w:w="3173"/>
+          </w:tcPr>
+          <w:p>
+            <w:r/>
+            <w:r>
+              <w:rPr>
+                <w:rFonts w:ascii="微软雅黑" w:hAnsi="微软雅黑" w:eastAsia="微软雅黑"/>
+                <w:b w:val="0"/>
+                <w:color w:val="2C2416"/>
+                <w:sz w:val="20"/>
+              </w:rPr>
+              <w:t>白噪音 → 静夜篝火 · 深山雷雨</w:t>
+            </w:r>
+          </w:p>
+        </w:tc>
+        <w:tc>
+          <w:tcPr>
+            <w:tcW w:type="dxa" w:w="3173"/>
           </w:tcPr>
           <w:p>
             <w:r/>
@@ -1349,7 +1468,7 @@
       <w:tr>
         <w:tc>
           <w:tcPr>
-            <w:tcW w:type="dxa" w:w="4759"/>
+            <w:tcW w:type="dxa" w:w="3173"/>
           </w:tcPr>
           <w:p>
             <w:r/>
@@ -1366,7 +1485,24 @@
         </w:tc>
         <w:tc>
           <w:tcPr>
-            <w:tcW w:type="dxa" w:w="4759"/>
+            <w:tcW w:type="dxa" w:w="3173"/>
+          </w:tcPr>
+          <w:p>
+            <w:r/>
+            <w:r>
+              <w:rPr>
+                <w:rFonts w:ascii="微软雅黑" w:hAnsi="微软雅黑" w:eastAsia="微软雅黑"/>
+                <w:b w:val="0"/>
+                <w:color w:val="2C2416"/>
+                <w:sz w:val="20"/>
+              </w:rPr>
+              <w:t>白噪音 → 古寺钟鸣</w:t>
+            </w:r>
+          </w:p>
+        </w:tc>
+        <w:tc>
+          <w:tcPr>
+            <w:tcW w:type="dxa" w:w="3173"/>
           </w:tcPr>
           <w:p>
             <w:r/>
@@ -1385,7 +1521,7 @@
       <w:tr>
         <w:tc>
           <w:tcPr>
-            <w:tcW w:type="dxa" w:w="4759"/>
+            <w:tcW w:type="dxa" w:w="3173"/>
           </w:tcPr>
           <w:p>
             <w:r/>
@@ -1402,7 +1538,24 @@
         </w:tc>
         <w:tc>
           <w:tcPr>
-            <w:tcW w:type="dxa" w:w="4759"/>
+            <w:tcW w:type="dxa" w:w="3173"/>
+          </w:tcPr>
+          <w:p>
+            <w:r/>
+            <w:r>
+              <w:rPr>
+                <w:rFonts w:ascii="微软雅黑" w:hAnsi="微软雅黑" w:eastAsia="微软雅黑"/>
+                <w:b w:val="0"/>
+                <w:color w:val="2C2416"/>
+                <w:sz w:val="20"/>
+              </w:rPr>
+              <w:t>睡前放松 → 睡前缓解焦虑 · 轻松入睡 · 放下评判</w:t>
+            </w:r>
+          </w:p>
+        </w:tc>
+        <w:tc>
+          <w:tcPr>
+            <w:tcW w:type="dxa" w:w="3173"/>
           </w:tcPr>
           <w:p>
             <w:r/>
@@ -1421,7 +1574,7 @@
       <w:tr>
         <w:tc>
           <w:tcPr>
-            <w:tcW w:type="dxa" w:w="4759"/>
+            <w:tcW w:type="dxa" w:w="3173"/>
           </w:tcPr>
           <w:p>
             <w:r/>
@@ -1432,13 +1585,30 @@
                 <w:color w:val="2C2416"/>
                 <w:sz w:val="20"/>
               </w:rPr>
-              <w:t>渐进放松</w:t>
+              <w:t>身体扫描 / 渐进放松</w:t>
             </w:r>
           </w:p>
         </w:tc>
         <w:tc>
           <w:tcPr>
-            <w:tcW w:type="dxa" w:w="4759"/>
+            <w:tcW w:type="dxa" w:w="3173"/>
+          </w:tcPr>
+          <w:p>
+            <w:r/>
+            <w:r>
+              <w:rPr>
+                <w:rFonts w:ascii="微软雅黑" w:hAnsi="微软雅黑" w:eastAsia="微软雅黑"/>
+                <w:b w:val="0"/>
+                <w:color w:val="2C2416"/>
+                <w:sz w:val="20"/>
+              </w:rPr>
+              <w:t>身体扫描 → 睡前身体扫描；助眠呼吸 → 6 分钟正念呼吸</w:t>
+            </w:r>
+          </w:p>
+        </w:tc>
+        <w:tc>
+          <w:tcPr>
+            <w:tcW w:type="dxa" w:w="3173"/>
           </w:tcPr>
           <w:p>
             <w:r/>
